--- a/Robot Dog Walking.docx
+++ b/Robot Dog Walking.docx
@@ -114,7 +114,13 @@
         <w:rPr>
           <w:lang w:val="en-US"/>
         </w:rPr>
-        <w:t>Aufbau State Vektor:  </w:t>
+        <w:t>Aufbau State Vektor:</w:t>
+      </w:r>
+      <w:r>
+        <w:rPr>
+          <w:lang w:val="en-US"/>
+        </w:rPr>
+        <w:t xml:space="preserve"> </w:t>
       </w:r>
       <w:proofErr w:type="spellStart"/>
       <w:r>
@@ -450,13 +456,7 @@
         <w:t xml:space="preserve"> Begrenzter Bewegungsradius</w:t>
       </w:r>
       <w:r>
-        <w:t xml:space="preserve">, Kopplung der Beine diagonal -&gt; weniger Freiheitsgrade, </w:t>
-      </w:r>
-      <w:r>
-        <w:t>Inkrementelle Gelenkwinkeländerungen</w:t>
-      </w:r>
-      <w:r>
-        <w:t xml:space="preserve"> (</w:t>
+        <w:t>, Kopplung der Beine diagonal -&gt; weniger Freiheitsgrade, Inkrementelle Gelenkwinkeländerungen (</w:t>
       </w:r>
       <w:proofErr w:type="gramStart"/>
       <w:r>
@@ -496,13 +496,7 @@
       </w:pPr>
       <w:r>
         <w:lastRenderedPageBreak/>
-        <w:t xml:space="preserve">State </w:t>
-      </w:r>
-      <w:r>
-        <w:t xml:space="preserve">nicht </w:t>
-      </w:r>
-      <w:r>
-        <w:t xml:space="preserve">im </w:t>
+        <w:t xml:space="preserve">State nicht im </w:t>
       </w:r>
       <w:proofErr w:type="spellStart"/>
       <w:r>
